--- a/Course/1 Component 1 - Computer Systems/1.3 Exchanging Data/1.3.1 Compression, Encryption and Hashing/2 Revision Notes (editable).docx
+++ b/Course/1 Component 1 - Computer Systems/1.3 Exchanging Data/1.3.1 Compression, Encryption and Hashing/2 Revision Notes (editable).docx
@@ -7,12 +7,17 @@
         <w:pStyle w:val="Heading1"/>
       </w:pPr>
       <w:r>
+        <w:rPr>
+          <w:b w:val="0"/>
+          <w:i w:val="0"/>
+        </w:rPr>
         <w:t>Revision — 1.3.1 Compression, Encryption and Hashing</w:t>
       </w:r>
     </w:p>
     <w:p>
       <w:r>
         <w:rPr>
+          <w:b w:val="0"/>
           <w:i/>
         </w:rPr>
         <w:t>OCR H446 — one-page revision summary</w:t>
@@ -23,6 +28,10 @@
         <w:pStyle w:val="Heading2"/>
       </w:pPr>
       <w:r>
+        <w:rPr>
+          <w:b w:val="0"/>
+          <w:i w:val="0"/>
+        </w:rPr>
         <w:t>Must know</w:t>
       </w:r>
     </w:p>
@@ -33,10 +42,15 @@
       <w:r>
         <w:rPr>
           <w:b/>
+          <w:i w:val="0"/>
         </w:rPr>
         <w:t>Compression</w:t>
       </w:r>
       <w:r>
+        <w:rPr>
+          <w:b w:val="0"/>
+          <w:i w:val="0"/>
+        </w:rPr>
         <w:t xml:space="preserve"> reduces file size → less storage, less bandwidth, faster transfer/download.</w:t>
       </w:r>
     </w:p>
@@ -47,28 +61,43 @@
       <w:r>
         <w:rPr>
           <w:b/>
+          <w:i w:val="0"/>
         </w:rPr>
         <w:t>Lossless</w:t>
       </w:r>
       <w:r>
+        <w:rPr>
+          <w:b w:val="0"/>
+          <w:i w:val="0"/>
+        </w:rPr>
         <w:t xml:space="preserve">: no data permanently removed; original is exactly recoverable (text, code, ZIP, PNG). </w:t>
       </w:r>
       <w:r>
         <w:rPr>
           <w:b/>
+          <w:i w:val="0"/>
         </w:rPr>
         <w:t>Lossy</w:t>
       </w:r>
       <w:r>
+        <w:rPr>
+          <w:b w:val="0"/>
+          <w:i w:val="0"/>
+        </w:rPr>
         <w:t xml:space="preserve">: data permanently removed; original </w:t>
       </w:r>
       <w:r>
         <w:rPr>
           <w:b/>
+          <w:i w:val="0"/>
         </w:rPr>
         <w:t>cannot</w:t>
       </w:r>
       <w:r>
+        <w:rPr>
+          <w:b w:val="0"/>
+          <w:i w:val="0"/>
+        </w:rPr>
         <w:t xml:space="preserve"> be recovered but files are much smaller (JPEG, MP3, video).</w:t>
       </w:r>
     </w:p>
@@ -79,28 +108,43 @@
       <w:r>
         <w:rPr>
           <w:b/>
+          <w:i w:val="0"/>
         </w:rPr>
         <w:t>Run Length Encoding (RLE)</w:t>
       </w:r>
       <w:r>
+        <w:rPr>
+          <w:b w:val="0"/>
+          <w:i w:val="0"/>
+        </w:rPr>
         <w:t xml:space="preserve">: lossless; replaces </w:t>
       </w:r>
       <w:r>
         <w:rPr>
+          <w:b w:val="0"/>
           <w:i/>
         </w:rPr>
         <w:t>runs</w:t>
       </w:r>
       <w:r>
+        <w:rPr>
+          <w:b w:val="0"/>
+          <w:i w:val="0"/>
+        </w:rPr>
         <w:t xml:space="preserve"> of repeated values with one value + a count. Good for long runs (simple images); can </w:t>
       </w:r>
       <w:r>
         <w:rPr>
+          <w:b w:val="0"/>
           <w:i/>
         </w:rPr>
         <w:t>enlarge</w:t>
       </w:r>
       <w:r>
+        <w:rPr>
+          <w:b w:val="0"/>
+          <w:i w:val="0"/>
+        </w:rPr>
         <w:t xml:space="preserve"> files with few/short runs.</w:t>
       </w:r>
     </w:p>
@@ -111,10 +155,15 @@
       <w:r>
         <w:rPr>
           <w:b/>
+          <w:i w:val="0"/>
         </w:rPr>
         <w:t>Dictionary compression</w:t>
       </w:r>
       <w:r>
+        <w:rPr>
+          <w:b w:val="0"/>
+          <w:i w:val="0"/>
+        </w:rPr>
         <w:t>: lossless; stores recurring patterns once in a dictionary/index and replaces each with a short reference. The dictionary must be sent with the file (good for text, e.g. LZW).</w:t>
       </w:r>
     </w:p>
@@ -125,10 +174,15 @@
       <w:r>
         <w:rPr>
           <w:b/>
+          <w:i w:val="0"/>
         </w:rPr>
         <w:t>Encryption</w:t>
       </w:r>
       <w:r>
+        <w:rPr>
+          <w:b w:val="0"/>
+          <w:i w:val="0"/>
+        </w:rPr>
         <w:t xml:space="preserve"> scrambles plaintext → ciphertext using an algorithm + key, protecting confidentiality if data is intercepted.</w:t>
       </w:r>
     </w:p>
@@ -139,28 +193,43 @@
       <w:r>
         <w:rPr>
           <w:b/>
+          <w:i w:val="0"/>
         </w:rPr>
         <w:t>Symmetric</w:t>
       </w:r>
       <w:r>
+        <w:rPr>
+          <w:b w:val="0"/>
+          <w:i w:val="0"/>
+        </w:rPr>
         <w:t xml:space="preserve">: same key encrypts and decrypts; fast, but has the </w:t>
       </w:r>
       <w:r>
         <w:rPr>
           <w:b/>
+          <w:i w:val="0"/>
         </w:rPr>
         <w:t>key-distribution problem</w:t>
       </w:r>
       <w:r>
+        <w:rPr>
+          <w:b w:val="0"/>
+          <w:i w:val="0"/>
+        </w:rPr>
         <w:t xml:space="preserve">. </w:t>
       </w:r>
       <w:r>
         <w:rPr>
           <w:b/>
+          <w:i w:val="0"/>
         </w:rPr>
         <w:t>Asymmetric</w:t>
       </w:r>
       <w:r>
+        <w:rPr>
+          <w:b w:val="0"/>
+          <w:i w:val="0"/>
+        </w:rPr>
         <w:t>: public + private key pair; slower, but the public key can be shared openly (solves distribution).</w:t>
       </w:r>
     </w:p>
@@ -169,33 +238,52 @@
         <w:pStyle w:val="ListBullet"/>
       </w:pPr>
       <w:r>
+        <w:rPr>
+          <w:b w:val="0"/>
+          <w:i w:val="0"/>
+        </w:rPr>
         <w:t xml:space="preserve">Asymmetric: data encrypted with the </w:t>
       </w:r>
       <w:r>
         <w:rPr>
           <w:b/>
+          <w:i w:val="0"/>
         </w:rPr>
         <w:t>public</w:t>
       </w:r>
       <w:r>
+        <w:rPr>
+          <w:b w:val="0"/>
+          <w:i w:val="0"/>
+        </w:rPr>
         <w:t xml:space="preserve"> key can only be decrypted by the matching </w:t>
       </w:r>
       <w:r>
         <w:rPr>
           <w:b/>
+          <w:i w:val="0"/>
         </w:rPr>
         <w:t>private</w:t>
       </w:r>
       <w:r>
+        <w:rPr>
+          <w:b w:val="0"/>
+          <w:i w:val="0"/>
+        </w:rPr>
         <w:t xml:space="preserve"> key. </w:t>
       </w:r>
       <w:r>
         <w:rPr>
           <w:b/>
+          <w:i w:val="0"/>
         </w:rPr>
         <w:t>Digital signature</w:t>
       </w:r>
       <w:r>
+        <w:rPr>
+          <w:b w:val="0"/>
+          <w:i w:val="0"/>
+        </w:rPr>
         <w:t>: sign with private key, verify with public key (proves origin/integrity). HTTPS uses asymmetric to exchange a symmetric session key, then symmetric for bulk data.</w:t>
       </w:r>
     </w:p>
@@ -206,19 +294,29 @@
       <w:r>
         <w:rPr>
           <w:b/>
+          <w:i w:val="0"/>
         </w:rPr>
         <w:t>Hashing</w:t>
       </w:r>
       <w:r>
+        <w:rPr>
+          <w:b w:val="0"/>
+          <w:i w:val="0"/>
+        </w:rPr>
         <w:t xml:space="preserve">: a one-way function producing a fixed-length </w:t>
       </w:r>
       <w:r>
         <w:rPr>
           <w:b/>
+          <w:i w:val="0"/>
         </w:rPr>
         <w:t>hash/digest</w:t>
       </w:r>
       <w:r>
+        <w:rPr>
+          <w:b w:val="0"/>
+          <w:i w:val="0"/>
+        </w:rPr>
         <w:t>. Properties: one-way (not reversible), deterministic, few collisions, fast. Used for storing passwords (store the hash) and hash tables (≈O(1) lookup).</w:t>
       </w:r>
     </w:p>
@@ -229,19 +327,29 @@
       <w:r>
         <w:rPr>
           <w:b/>
+          <w:i w:val="0"/>
         </w:rPr>
         <w:t>Hashing ≠ encryption</w:t>
       </w:r>
       <w:r>
+        <w:rPr>
+          <w:b w:val="0"/>
+          <w:i w:val="0"/>
+        </w:rPr>
         <w:t xml:space="preserve">: hashing is one-way and has no key; encryption is reversible with a key. Passwords are </w:t>
       </w:r>
       <w:r>
         <w:rPr>
           <w:b/>
+          <w:i w:val="0"/>
         </w:rPr>
         <w:t>hashed</w:t>
       </w:r>
       <w:r>
+        <w:rPr>
+          <w:b w:val="0"/>
+          <w:i w:val="0"/>
+        </w:rPr>
         <w:t>, not encrypted.</w:t>
       </w:r>
     </w:p>
@@ -250,6 +358,10 @@
         <w:pStyle w:val="Heading2"/>
       </w:pPr>
       <w:r>
+        <w:rPr>
+          <w:b w:val="0"/>
+          <w:i w:val="0"/>
+        </w:rPr>
         <w:t>Key terms</w:t>
       </w:r>
     </w:p>
@@ -278,6 +390,7 @@
             <w:r>
               <w:rPr>
                 <w:b/>
+                <w:i w:val="0"/>
               </w:rPr>
               <w:t>Term</w:t>
             </w:r>
@@ -297,6 +410,7 @@
             <w:r>
               <w:rPr>
                 <w:b/>
+                <w:i w:val="0"/>
               </w:rPr>
               <w:t>Definition</w:t>
             </w:r>
@@ -311,6 +425,10 @@
           <w:p>
             <w:r/>
             <w:r>
+              <w:rPr>
+                <w:b w:val="0"/>
+                <w:i w:val="0"/>
+              </w:rPr>
               <w:t>Lossless compression</w:t>
             </w:r>
           </w:p>
@@ -322,6 +440,10 @@
           <w:p>
             <w:r/>
             <w:r>
+              <w:rPr>
+                <w:b w:val="0"/>
+                <w:i w:val="0"/>
+              </w:rPr>
               <w:t>Reduces size with no permanent data loss; original exactly recoverable</w:t>
             </w:r>
           </w:p>
@@ -335,6 +457,10 @@
           <w:p>
             <w:r/>
             <w:r>
+              <w:rPr>
+                <w:b w:val="0"/>
+                <w:i w:val="0"/>
+              </w:rPr>
               <w:t>Lossy compression</w:t>
             </w:r>
           </w:p>
@@ -346,6 +472,10 @@
           <w:p>
             <w:r/>
             <w:r>
+              <w:rPr>
+                <w:b w:val="0"/>
+                <w:i w:val="0"/>
+              </w:rPr>
               <w:t>Permanently removes data to shrink files; original not recoverable</w:t>
             </w:r>
           </w:p>
@@ -359,6 +489,10 @@
           <w:p>
             <w:r/>
             <w:r>
+              <w:rPr>
+                <w:b w:val="0"/>
+                <w:i w:val="0"/>
+              </w:rPr>
               <w:t>Run Length Encoding</w:t>
             </w:r>
           </w:p>
@@ -370,6 +504,10 @@
           <w:p>
             <w:r/>
             <w:r>
+              <w:rPr>
+                <w:b w:val="0"/>
+                <w:i w:val="0"/>
+              </w:rPr>
               <w:t>Lossless; replaces runs of repeated values with value + count</w:t>
             </w:r>
           </w:p>
@@ -383,6 +521,10 @@
           <w:p>
             <w:r/>
             <w:r>
+              <w:rPr>
+                <w:b w:val="0"/>
+                <w:i w:val="0"/>
+              </w:rPr>
               <w:t>Dictionary compression</w:t>
             </w:r>
           </w:p>
@@ -394,6 +536,10 @@
           <w:p>
             <w:r/>
             <w:r>
+              <w:rPr>
+                <w:b w:val="0"/>
+                <w:i w:val="0"/>
+              </w:rPr>
               <w:t>Lossless; stores repeated patterns once and references them</w:t>
             </w:r>
           </w:p>
@@ -407,6 +553,10 @@
           <w:p>
             <w:r/>
             <w:r>
+              <w:rPr>
+                <w:b w:val="0"/>
+                <w:i w:val="0"/>
+              </w:rPr>
               <w:t>Symmetric encryption</w:t>
             </w:r>
           </w:p>
@@ -418,6 +568,10 @@
           <w:p>
             <w:r/>
             <w:r>
+              <w:rPr>
+                <w:b w:val="0"/>
+                <w:i w:val="0"/>
+              </w:rPr>
               <w:t>Same single key used to encrypt and decrypt</w:t>
             </w:r>
           </w:p>
@@ -431,6 +585,10 @@
           <w:p>
             <w:r/>
             <w:r>
+              <w:rPr>
+                <w:b w:val="0"/>
+                <w:i w:val="0"/>
+              </w:rPr>
               <w:t>Asymmetric encryption</w:t>
             </w:r>
           </w:p>
@@ -442,6 +600,10 @@
           <w:p>
             <w:r/>
             <w:r>
+              <w:rPr>
+                <w:b w:val="0"/>
+                <w:i w:val="0"/>
+              </w:rPr>
               <w:t>Public key encrypts, matching private key decrypts</w:t>
             </w:r>
           </w:p>
@@ -455,6 +617,10 @@
           <w:p>
             <w:r/>
             <w:r>
+              <w:rPr>
+                <w:b w:val="0"/>
+                <w:i w:val="0"/>
+              </w:rPr>
               <w:t>Digital signature</w:t>
             </w:r>
           </w:p>
@@ -466,6 +632,10 @@
           <w:p>
             <w:r/>
             <w:r>
+              <w:rPr>
+                <w:b w:val="0"/>
+                <w:i w:val="0"/>
+              </w:rPr>
               <w:t>Data signed with private key, verified with public key to prove origin</w:t>
             </w:r>
           </w:p>
@@ -479,6 +649,10 @@
           <w:p>
             <w:r/>
             <w:r>
+              <w:rPr>
+                <w:b w:val="0"/>
+                <w:i w:val="0"/>
+              </w:rPr>
               <w:t>Hashing</w:t>
             </w:r>
           </w:p>
@@ -490,6 +664,10 @@
           <w:p>
             <w:r/>
             <w:r>
+              <w:rPr>
+                <w:b w:val="0"/>
+                <w:i w:val="0"/>
+              </w:rPr>
               <w:t>One-way function producing a fixed-length digest from an input</w:t>
             </w:r>
           </w:p>
@@ -502,21 +680,35 @@
         <w:pStyle w:val="Heading2"/>
       </w:pPr>
       <w:r>
+        <w:rPr>
+          <w:b w:val="0"/>
+          <w:i w:val="0"/>
+        </w:rPr>
         <w:t>Worked example — RLE</w:t>
       </w:r>
     </w:p>
     <w:p>
       <w:r>
+        <w:rPr>
+          <w:b w:val="0"/>
+          <w:i w:val="0"/>
+        </w:rPr>
         <w:t xml:space="preserve">Encode the pixel run </w:t>
       </w:r>
       <w:r>
         <w:rPr>
           <w:rFonts w:ascii="Consolas" w:hAnsi="Consolas"/>
+          <w:b w:val="0"/>
+          <w:i w:val="0"/>
           <w:sz w:val="19"/>
         </w:rPr>
         <w:t>W W W W W B B W W W W W W</w:t>
       </w:r>
       <w:r>
+        <w:rPr>
+          <w:b w:val="0"/>
+          <w:i w:val="0"/>
+        </w:rPr>
         <w:t xml:space="preserve"> (5 W, 2 B, 6 W):</w:t>
       </w:r>
     </w:p>
@@ -524,119 +716,191 @@
       <w:r>
         <w:rPr>
           <w:b/>
+          <w:i w:val="0"/>
         </w:rPr>
         <w:t>Encoded:</w:t>
       </w:r>
       <w:r>
+        <w:rPr>
+          <w:b w:val="0"/>
+          <w:i w:val="0"/>
+        </w:rPr>
         <w:t xml:space="preserve"> </w:t>
       </w:r>
       <w:r>
         <w:rPr>
           <w:rFonts w:ascii="Consolas" w:hAnsi="Consolas"/>
+          <w:b w:val="0"/>
+          <w:i w:val="0"/>
           <w:sz w:val="19"/>
         </w:rPr>
         <w:t>5W 2B 6W</w:t>
       </w:r>
       <w:r>
+        <w:rPr>
+          <w:b w:val="0"/>
+          <w:i w:val="0"/>
+        </w:rPr>
         <w:t xml:space="preserve"> → 3 value+count pairs instead of 13 values.</w:t>
       </w:r>
     </w:p>
     <w:p>
       <w:r>
+        <w:rPr>
+          <w:b w:val="0"/>
+          <w:i w:val="0"/>
+        </w:rPr>
         <w:t xml:space="preserve">Decode </w:t>
       </w:r>
       <w:r>
         <w:rPr>
           <w:rFonts w:ascii="Consolas" w:hAnsi="Consolas"/>
+          <w:b w:val="0"/>
+          <w:i w:val="0"/>
           <w:sz w:val="19"/>
         </w:rPr>
         <w:t>5A 3B 1C 4A</w:t>
       </w:r>
       <w:r>
+        <w:rPr>
+          <w:b w:val="0"/>
+          <w:i w:val="0"/>
+        </w:rPr>
         <w:t xml:space="preserve"> back to the original: </w:t>
       </w:r>
       <w:r>
         <w:rPr>
           <w:rFonts w:ascii="Consolas" w:hAnsi="Consolas"/>
+          <w:b w:val="0"/>
+          <w:i w:val="0"/>
           <w:sz w:val="19"/>
         </w:rPr>
         <w:t>AAAAA</w:t>
       </w:r>
       <w:r>
+        <w:rPr>
+          <w:b w:val="0"/>
+          <w:i w:val="0"/>
+        </w:rPr>
         <w:t xml:space="preserve"> + </w:t>
       </w:r>
       <w:r>
         <w:rPr>
           <w:rFonts w:ascii="Consolas" w:hAnsi="Consolas"/>
+          <w:b w:val="0"/>
+          <w:i w:val="0"/>
           <w:sz w:val="19"/>
         </w:rPr>
         <w:t>BBB</w:t>
       </w:r>
       <w:r>
+        <w:rPr>
+          <w:b w:val="0"/>
+          <w:i w:val="0"/>
+        </w:rPr>
         <w:t xml:space="preserve"> + </w:t>
       </w:r>
       <w:r>
         <w:rPr>
           <w:rFonts w:ascii="Consolas" w:hAnsi="Consolas"/>
+          <w:b w:val="0"/>
+          <w:i w:val="0"/>
           <w:sz w:val="19"/>
         </w:rPr>
         <w:t>C</w:t>
       </w:r>
       <w:r>
+        <w:rPr>
+          <w:b w:val="0"/>
+          <w:i w:val="0"/>
+        </w:rPr>
         <w:t xml:space="preserve"> + </w:t>
       </w:r>
       <w:r>
         <w:rPr>
           <w:rFonts w:ascii="Consolas" w:hAnsi="Consolas"/>
+          <w:b w:val="0"/>
+          <w:i w:val="0"/>
           <w:sz w:val="19"/>
         </w:rPr>
         <w:t>AAAA</w:t>
       </w:r>
       <w:r>
+        <w:rPr>
+          <w:b w:val="0"/>
+          <w:i w:val="0"/>
+        </w:rPr>
         <w:t xml:space="preserve"> = </w:t>
       </w:r>
       <w:r>
         <w:rPr>
           <w:rFonts w:ascii="Consolas" w:hAnsi="Consolas"/>
+          <w:b w:val="0"/>
+          <w:i w:val="0"/>
           <w:sz w:val="19"/>
         </w:rPr>
         <w:t>AAAAABBBCAAAA</w:t>
       </w:r>
       <w:r>
+        <w:rPr>
+          <w:b w:val="0"/>
+          <w:i w:val="0"/>
+        </w:rPr>
         <w:t>.</w:t>
       </w:r>
     </w:p>
     <w:p>
       <w:r>
+        <w:rPr>
+          <w:b w:val="0"/>
+          <w:i w:val="0"/>
+        </w:rPr>
         <w:t xml:space="preserve">Note: if the run were </w:t>
       </w:r>
       <w:r>
         <w:rPr>
           <w:rFonts w:ascii="Consolas" w:hAnsi="Consolas"/>
+          <w:b w:val="0"/>
+          <w:i w:val="0"/>
           <w:sz w:val="19"/>
         </w:rPr>
         <w:t>W B W B W B</w:t>
       </w:r>
       <w:r>
+        <w:rPr>
+          <w:b w:val="0"/>
+          <w:i w:val="0"/>
+        </w:rPr>
         <w:t xml:space="preserve">, RLE gives </w:t>
       </w:r>
       <w:r>
         <w:rPr>
           <w:rFonts w:ascii="Consolas" w:hAnsi="Consolas"/>
+          <w:b w:val="0"/>
+          <w:i w:val="0"/>
           <w:sz w:val="19"/>
         </w:rPr>
         <w:t>1W 1B 1W 1B 1W 1B</w:t>
       </w:r>
       <w:r>
+        <w:rPr>
+          <w:b w:val="0"/>
+          <w:i w:val="0"/>
+        </w:rPr>
         <w:t xml:space="preserve"> — </w:t>
       </w:r>
       <w:r>
         <w:rPr>
           <w:b/>
+          <w:i w:val="0"/>
         </w:rPr>
         <w:t>larger</w:t>
       </w:r>
       <w:r>
+        <w:rPr>
+          <w:b w:val="0"/>
+          <w:i w:val="0"/>
+        </w:rPr>
         <w:t xml:space="preserve"> than the original, showing RLE only helps with long runs.</w:t>
       </w:r>
     </w:p>
@@ -645,6 +909,10 @@
         <w:pStyle w:val="Heading2"/>
       </w:pPr>
       <w:r>
+        <w:rPr>
+          <w:b w:val="0"/>
+          <w:i w:val="0"/>
+        </w:rPr>
         <w:t>Exam tips</w:t>
       </w:r>
     </w:p>
@@ -653,15 +921,24 @@
         <w:pStyle w:val="ListBullet"/>
       </w:pPr>
       <w:r>
+        <w:rPr>
+          <w:b w:val="0"/>
+          <w:i w:val="0"/>
+        </w:rPr>
         <w:t xml:space="preserve">"Lossy = reduced quality" is not the same as "recoverable" — lossy data </w:t>
       </w:r>
       <w:r>
         <w:rPr>
           <w:b/>
+          <w:i w:val="0"/>
         </w:rPr>
         <w:t>cannot</w:t>
       </w:r>
       <w:r>
+        <w:rPr>
+          <w:b w:val="0"/>
+          <w:i w:val="0"/>
+        </w:rPr>
         <w:t xml:space="preserve"> be restored. State this explicitly.</w:t>
       </w:r>
     </w:p>
@@ -670,15 +947,24 @@
         <w:pStyle w:val="ListBullet"/>
       </w:pPr>
       <w:r>
+        <w:rPr>
+          <w:b w:val="0"/>
+          <w:i w:val="0"/>
+        </w:rPr>
         <w:t xml:space="preserve">Always say RLE does </w:t>
       </w:r>
       <w:r>
         <w:rPr>
           <w:b/>
+          <w:i w:val="0"/>
         </w:rPr>
         <w:t>not</w:t>
       </w:r>
       <w:r>
+        <w:rPr>
+          <w:b w:val="0"/>
+          <w:i w:val="0"/>
+        </w:rPr>
         <w:t xml:space="preserve"> always shrink a file; it only helps when there are long runs of repeated values.</w:t>
       </w:r>
     </w:p>
@@ -687,24 +973,38 @@
         <w:pStyle w:val="ListBullet"/>
       </w:pPr>
       <w:r>
+        <w:rPr>
+          <w:b w:val="0"/>
+          <w:i w:val="0"/>
+        </w:rPr>
         <w:t xml:space="preserve">For hashing questions, stress it is </w:t>
       </w:r>
       <w:r>
         <w:rPr>
           <w:b/>
+          <w:i w:val="0"/>
         </w:rPr>
         <w:t>one-way</w:t>
       </w:r>
       <w:r>
+        <w:rPr>
+          <w:b w:val="0"/>
+          <w:i w:val="0"/>
+        </w:rPr>
         <w:t xml:space="preserve"> and used for </w:t>
       </w:r>
       <w:r>
         <w:rPr>
           <w:b/>
+          <w:i w:val="0"/>
         </w:rPr>
         <w:t>passwords</w:t>
       </w:r>
       <w:r>
+        <w:rPr>
+          <w:b w:val="0"/>
+          <w:i w:val="0"/>
+        </w:rPr>
         <w:t xml:space="preserve"> (store the hash, compare hashes at login) — do not call it encryption.</w:t>
       </w:r>
     </w:p>
@@ -713,6 +1013,10 @@
         <w:pStyle w:val="ListBullet"/>
       </w:pPr>
       <w:r>
+        <w:rPr>
+          <w:b w:val="0"/>
+          <w:i w:val="0"/>
+        </w:rPr>
         <w:t>For HTTPS/secure transfer, mention asymmetric is used to share a symmetric key, then symmetric encrypts the bulk data (asymmetric alone is too slow).</w:t>
       </w:r>
     </w:p>
